--- a/klagomål/A 37651-2025 FSC-klagomål.docx
+++ b/klagomål/A 37651-2025 FSC-klagomål.docx
@@ -960,7 +960,7 @@
     <w:r>
       <w:tab/>
       <w:tab/>
-      <w:t>2026-09-14</w:t>
+      <w:t>2026-09-15</w:t>
       <w:br/>
       <w:br/>
     </w:r>

--- a/klagomål/A 37651-2025 FSC-klagomål.docx
+++ b/klagomål/A 37651-2025 FSC-klagomål.docx
@@ -960,7 +960,7 @@
     <w:r>
       <w:tab/>
       <w:tab/>
-      <w:t>2026-09-15</w:t>
+      <w:t>2026-09-16</w:t>
       <w:br/>
       <w:br/>
     </w:r>

--- a/klagomål/A 37651-2025 FSC-klagomål.docx
+++ b/klagomål/A 37651-2025 FSC-klagomål.docx
@@ -960,7 +960,7 @@
     <w:r>
       <w:tab/>
       <w:tab/>
-      <w:t>2026-09-16</w:t>
+      <w:t>2026-09-17</w:t>
       <w:br/>
       <w:br/>
     </w:r>

--- a/klagomål/A 37651-2025 FSC-klagomål.docx
+++ b/klagomål/A 37651-2025 FSC-klagomål.docx
@@ -960,7 +960,7 @@
     <w:r>
       <w:tab/>
       <w:tab/>
-      <w:t>2026-09-17</w:t>
+      <w:t>2026-09-18</w:t>
       <w:br/>
       <w:br/>
     </w:r>

--- a/klagomål/A 37651-2025 FSC-klagomål.docx
+++ b/klagomål/A 37651-2025 FSC-klagomål.docx
@@ -960,7 +960,7 @@
     <w:r>
       <w:tab/>
       <w:tab/>
-      <w:t>2026-09-18</w:t>
+      <w:t>2026-09-19</w:t>
       <w:br/>
       <w:br/>
     </w:r>

--- a/klagomål/A 37651-2025 FSC-klagomål.docx
+++ b/klagomål/A 37651-2025 FSC-klagomål.docx
@@ -960,7 +960,7 @@
     <w:r>
       <w:tab/>
       <w:tab/>
-      <w:t>2026-09-19</w:t>
+      <w:t>2026-09-21</w:t>
       <w:br/>
       <w:br/>
     </w:r>

--- a/klagomål/A 37651-2025 FSC-klagomål.docx
+++ b/klagomål/A 37651-2025 FSC-klagomål.docx
@@ -960,7 +960,7 @@
     <w:r>
       <w:tab/>
       <w:tab/>
-      <w:t>2026-09-21</w:t>
+      <w:t>2026-09-23</w:t>
       <w:br/>
       <w:br/>
     </w:r>

--- a/klagomål/A 37651-2025 FSC-klagomål.docx
+++ b/klagomål/A 37651-2025 FSC-klagomål.docx
@@ -960,7 +960,7 @@
     <w:r>
       <w:tab/>
       <w:tab/>
-      <w:t>2026-09-23</w:t>
+      <w:t>2026-09-24</w:t>
       <w:br/>
       <w:br/>
     </w:r>

--- a/klagomål/A 37651-2025 FSC-klagomål.docx
+++ b/klagomål/A 37651-2025 FSC-klagomål.docx
@@ -960,7 +960,7 @@
     <w:r>
       <w:tab/>
       <w:tab/>
-      <w:t>2026-09-24</w:t>
+      <w:t>2026-09-25</w:t>
       <w:br/>
       <w:br/>
     </w:r>

--- a/klagomål/A 37651-2025 FSC-klagomål.docx
+++ b/klagomål/A 37651-2025 FSC-klagomål.docx
@@ -960,7 +960,7 @@
     <w:r>
       <w:tab/>
       <w:tab/>
-      <w:t>2026-09-25</w:t>
+      <w:t>2026-09-26</w:t>
       <w:br/>
       <w:br/>
     </w:r>

--- a/klagomål/A 37651-2025 FSC-klagomål.docx
+++ b/klagomål/A 37651-2025 FSC-klagomål.docx
@@ -221,7 +221,7 @@
     </w:p>
     <w:p>
       <w:r>
-        <w:t>I och inom 25 meter från avverkningsanmälan finns fynd av 3 naturvårdsarter, varav 3 är rödlistade, 1 är fridlyst och 2 är typiska (T): tallticka (NT, T), tretåig hackspett (NT, T, §4) och vedflamlav (NT). Se Figur 1.</w:t>
+        <w:t>I och inom 25 meter från avverkningsanmälan finns fynd av 16 naturvårdsarter, varav 13 är rödlistade, 5 är fridlysta, 10 är typiska (T) och 1 är signalart (S): fläckporing (VU, T), gräddporing (VU, T), blanksvart spiklav (NT), dvärgbägarlav (NT, T), kolflarnlav (NT, T), nordtagging (NT), svartvit taggsvamp (NT), talltagel (NT, T), tallticka (NT, T), talltita (NT, §4), tretåig hackspett (NT, T, §4), vedflamlav (NT), vedskivlav (NT, T), plattlummer (S, T, §9), tofsmes (T, §4) och revlummer (§9). Se Figur 1.</w:t>
       </w:r>
     </w:p>
     <w:p>
@@ -252,6 +252,139 @@
         <w:rPr>
           <w:b/>
         </w:rPr>
+        <w:t>Fläckporing (VU)</w:t>
+      </w:r>
+      <w:r>
+        <w:t xml:space="preserve"> är en mycket bra signalart som visar på tallnaturskogar med höga naturvärden. Den är placerad högst upp i Skogsstyrelsens värdepyramid för bedömning av skog med höga naturvärden och indikerar områden som är mer eller mindre opåverkade av skogsbruk och där det funnits en kontinuitet av tallågor i olika nedbrytningsstadier. För att på lång sikt bibehålla livskraftiga populationer i ett område behövs troligen större skyddade områden som tillåter att man upprätthåller en naturlig branddynamik. Fläckporing är typisk art för </w:t>
+      </w:r>
+      <w:r>
+        <w:rPr>
+          <w:i/>
+        </w:rPr>
+        <w:t>9010 Taiga</w:t>
+      </w:r>
+      <w:r>
+        <w:t xml:space="preserve"> (SLU Artdatabanken, 2024; Nitare &amp; Skogsstyrelsen, 2019).</w:t>
+      </w:r>
+    </w:p>
+    <w:p>
+      <w:r>
+        <w:rPr>
+          <w:b/>
+        </w:rPr>
+        <w:t>Gräddporing (VU)</w:t>
+      </w:r>
+      <w:r>
+        <w:t xml:space="preserve"> växer nästan enbart i urskogsartad barrskog på gamla, kraftigt murkna, grova och mossbelupna tallågor i något fuktiga och skuggiga lägen. Arten är placerad högst upp i Skogsstyrelsens värdepyramid för bedömning av skog med höga naturvärden och indikerar gamla och relativt orörda tallnaturskogar med höga naturvärden där det under låg tid kontinuerligt funnits inslag av grova tallågor. För att på sikt hejda artens vikande trend behöver merparten av gräddporingens nu kända växtplatser undantas från skogsbruk. Gräddporing är typisk art för </w:t>
+      </w:r>
+      <w:r>
+        <w:rPr>
+          <w:i/>
+        </w:rPr>
+        <w:t>9010 Taiga</w:t>
+      </w:r>
+      <w:r>
+        <w:t xml:space="preserve"> (SLU Artdatabanken, 2024; Nitare &amp; Skogsstyrelsen, 2019).</w:t>
+      </w:r>
+    </w:p>
+    <w:p>
+      <w:r>
+        <w:rPr>
+          <w:b/>
+        </w:rPr>
+        <w:t>Blanksvart spiklav (NT)</w:t>
+      </w:r>
+      <w:r>
+        <w:t xml:space="preserve"> förekommer på torr, hård, gammal kärnved men även på äldre ytved av tall i naturskogsartade bestånd med begränsad brandpåverkan och ostörd hydrologi. Skogsbruksåtgärder på eller i närheten av lokaler med blanksvart spiklav utgör ett hot. Naturskogsartade öppna tall- och barrblandskogar med blanksvart spiklav indikerar höga biologiska värden och bör bevaras (SLU Artdatabanken, 2024).</w:t>
+      </w:r>
+    </w:p>
+    <w:p>
+      <w:r>
+        <w:rPr>
+          <w:b/>
+        </w:rPr>
+        <w:t>Dvärgbägarlav (NT)</w:t>
+      </w:r>
+      <w:r>
+        <w:t xml:space="preserve"> förekommer över hela Sverige på gammal hård ved, huvudsakligen på tall men i södra Sverige även på ek. Veden utgörs framförallt av grova stubbar, lågor och grenar. Substratet har blivit sällsyntare och nybildning av substrat sker bara i begränsad omfattning. Arten hotas av att grova lågor blir allt sällsyntare i dagens kulturskogar samt att nybildningen av lämpliga substrat går mycket långsamt. En riklig tillgång på gamla tall- eller eklågor måste säkerställas på artens lokaler. Dvärgbägarlav är typisk art för </w:t>
+      </w:r>
+      <w:r>
+        <w:rPr>
+          <w:i/>
+        </w:rPr>
+        <w:t>9010 Taiga</w:t>
+      </w:r>
+      <w:r>
+        <w:t xml:space="preserve"> (SLU Artdatabanken, 2024; Nitare &amp; Skogsstyrelsen, 2019).</w:t>
+      </w:r>
+    </w:p>
+    <w:p>
+      <w:r>
+        <w:rPr>
+          <w:b/>
+        </w:rPr>
+        <w:t>Kolflarnlav (NT)</w:t>
+      </w:r>
+      <w:r>
+        <w:t xml:space="preserve"> är brandberoende och växer nästan uteslutande på kolad hård kärnved av tall. Etableringen verkar ske först 100–300 år efter brand och nytt substrat nybildas i mycket begränsad omfattning. Avverkning av tallskog av naturskogskaraktär med spår av återkommande bränder är ett hot och mängden lämplig ved att växa på för arten minskar dels på grund av naturlig nedbrytning men framförallt på grund av att det förstörs i samband med slutavverkningar, gallringar och markberedning. Såväl kolflarnlav som mörk kolflarnlav har glänsande bålfjäll och förekommer främst i tall- och blandbarrskogar av naturskogskaraktär med spår av återkommande bränder. Skogar som dessa hyser höga biologiska värden och bör skyddas. Kolflarnlav är typisk art för </w:t>
+      </w:r>
+      <w:r>
+        <w:rPr>
+          <w:i/>
+        </w:rPr>
+        <w:t>9010 Taiga</w:t>
+      </w:r>
+      <w:r>
+        <w:t xml:space="preserve"> (SLU Artdatabanken, 2024).</w:t>
+      </w:r>
+    </w:p>
+    <w:p>
+      <w:r>
+        <w:rPr>
+          <w:b/>
+        </w:rPr>
+        <w:t>Nordtagging (NT)</w:t>
+      </w:r>
+      <w:r>
+        <w:t xml:space="preserve"> växer främst på tallågor av grövre dimensioner och påträffas huvudsakligen i äldre skog som inte kalavverkats. Nordtaggingen missgynnas av att områden med äldre tallskog har minskat starkt. Bekämpning av skogsbränder, samtidigt som skogsbruket omvandlar naturligt glesa tallbestånd till likartade och betydligt tätare bestånd, har missgynnat arten. Bristen på gamla tallågor utgör på sikt ett allvarligt hot och återskapandet av lämpliga biotoper tar mycket lång tid. Områden med olikåldriga bestånd av tall och med stort inslag av äldre träd bör undantas från skoglig produktion (SLU Artdatabanken, 2024).</w:t>
+      </w:r>
+    </w:p>
+    <w:p>
+      <w:r>
+        <w:rPr>
+          <w:b/>
+        </w:rPr>
+        <w:t xml:space="preserve">Svartvit taggsvamp (NT) </w:t>
+      </w:r>
+      <w:r>
+        <w:t>bildar mykorrhiza med tall, troligen även med gran. Den växer huvudsakligen i äldre, naturligt uppkommen skog på torr eller frisk mark och förekommer såväl på tallhedar som i mossig barrblandskog. Flera olika former har påträffats vid DNA-undersökningar av europeiskt material och det är oklart hur många former som finns i värd land. Kalavverkning av äldre skog är ett reellt hot, liksom maskinell markberedning och minskad andel självföryngring. Lokaler som fortfarande håller svampen behöver säkerställas (SLU Artdatabanken, 2024; Nitare &amp; Skogsstyrelsen, 2019).</w:t>
+      </w:r>
+    </w:p>
+    <w:p>
+      <w:r>
+        <w:rPr>
+          <w:b/>
+        </w:rPr>
+        <w:t>Talltagel (NT)</w:t>
+      </w:r>
+      <w:r>
+        <w:t xml:space="preserve"> är en boreal art som förekommer på tall i äldre, öppna tallskogar. Den påverkas negativt av brist på kontinuitetsskog och minskningstakten bedöms vara nära gränsvärdet för Sårbar (VU). Talltagel är typisk art för </w:t>
+      </w:r>
+      <w:r>
+        <w:rPr>
+          <w:i/>
+        </w:rPr>
+        <w:t>9010 Taiga</w:t>
+      </w:r>
+      <w:r>
+        <w:t xml:space="preserve"> (SLU Artdatabanken, 2026).</w:t>
+      </w:r>
+    </w:p>
+    <w:p>
+      <w:r>
+        <w:rPr>
+          <w:b/>
+        </w:rPr>
         <w:t xml:space="preserve">Tallticka (NT) </w:t>
       </w:r>
       <w:r>
@@ -281,6 +414,17 @@
         <w:rPr>
           <w:b/>
         </w:rPr>
+        <w:t>Talltita (NT, §4)</w:t>
+      </w:r>
+      <w:r>
+        <w:t>, rödlistad som nära hotad och prioriterad art i Skogsvårdslagen, har häckningsrevir i anmälan. Arten har minskat kraftigt de senaste 30 åren och minskningstakten innevarande 10-årsperiod beräknas till 20 (10–30) %. Talltitan är synnerligen trogen sitt cirka 15 hektar stora revir och är beroende av flerskiktade olikåldriga skogar för att kunna föda upp sina ungar. Talltitan försvinner om dess livsmiljö kalavverkas (Eggers &amp; Low, 2014; Ekman, 1979; Griesser et al, 2007; Klein, 2020; Siffczyk et al, 2003; SLU Artdatabanken, 2021).</w:t>
+      </w:r>
+    </w:p>
+    <w:p>
+      <w:r>
+        <w:rPr>
+          <w:b/>
+        </w:rPr>
         <w:t>Tretåig hackspett (NT, §4)</w:t>
       </w:r>
       <w:r>
@@ -323,6 +467,75 @@
       </w:r>
       <w:r>
         <w:t xml:space="preserve"> (VU) påträffas (SLU Artdatabanken, 2026).</w:t>
+      </w:r>
+    </w:p>
+    <w:p>
+      <w:r>
+        <w:rPr>
+          <w:b/>
+        </w:rPr>
+        <w:t>Vedskivlav (NT)</w:t>
+      </w:r>
+      <w:r>
+        <w:t xml:space="preserve"> växer på gammal, torr, exponerad, hård kärnved av framförallt tall i naturskogsartade bestånd. Avverkning av tallskog av naturskogskaraktär med spår av återkommande bränder är ett hot. Mängden lämplig ved att växa på för vedskivlav minskar, dels på grund av naturlig nedbrytning men framförallt på grund av att de förstörs i samband med slutavverkningar, gallringar och markberedning. Tall- och blandbarrskogar av naturskogskaraktär med spår av återkommande bränder bör skyddas. Vedskivlav är typisk art för </w:t>
+      </w:r>
+      <w:r>
+        <w:rPr>
+          <w:i/>
+        </w:rPr>
+        <w:t>9010 Taiga</w:t>
+      </w:r>
+      <w:r>
+        <w:t xml:space="preserve"> (SLU Artdatabanken, 2024).</w:t>
+      </w:r>
+    </w:p>
+    <w:p>
+      <w:r>
+        <w:rPr>
+          <w:b/>
+        </w:rPr>
+        <w:t>Plattlummer (§9)</w:t>
+      </w:r>
+      <w:r>
+        <w:t xml:space="preserve"> växer främst i ljusöppna sandtallskogar eller annan gles, torr och brandpräglad hedbarrskog. Den är mest frekvent i olika typer av naturskogar och kontinuitetsskogar och missgynnas markant av slutavverkning och maskinell markberedning. Söder ut i landet förekommer de närstående arterna cypresslummer (EN, §8) och mellanlummer (NT, §9), vilka båda omfattas av EU:s art- och habitatdirektiv. Plattlummer är typisk art för </w:t>
+      </w:r>
+      <w:r>
+        <w:rPr>
+          <w:i/>
+        </w:rPr>
+        <w:t xml:space="preserve">9010 Taiga </w:t>
+      </w:r>
+      <w:r>
+        <w:t>och</w:t>
+      </w:r>
+      <w:r>
+        <w:rPr>
+          <w:i/>
+        </w:rPr>
+        <w:t xml:space="preserve"> 2320 Rissandhedar </w:t>
+      </w:r>
+      <w:r>
+        <w:t>(Nitare &amp; Skogsstyrelsen, 2019; SLU Artdatabanken, 2026).</w:t>
+      </w:r>
+    </w:p>
+    <w:p>
+      <w:r>
+        <w:rPr>
+          <w:b/>
+        </w:rPr>
+        <w:t>Tofsmes (§4)</w:t>
+      </w:r>
+      <w:r>
+        <w:t xml:space="preserve"> häckar i barr- och blandskog, främst i tallskog. Tofsmes är typisk art för </w:t>
+      </w:r>
+      <w:r>
+        <w:rPr>
+          <w:i/>
+        </w:rPr>
+        <w:t xml:space="preserve">9010 Taiga </w:t>
+      </w:r>
+      <w:r>
+        <w:t>(SLU Artdatabanken, 2025).</w:t>
       </w:r>
     </w:p>
     <w:p>
@@ -431,7 +644,7 @@
         <w:rPr>
           <w:i/>
         </w:rPr>
-        <w:t>I det avverkningsanmälda skogsområdet har 3 naturvårdsarter varav 3 rödlistade arter sina livsmiljöer och växtplatser.</w:t>
+        <w:t>I det avverkningsanmälda skogsområdet har 16 naturvårdsarter varav 13 rödlistade arter sina livsmiljöer och växtplatser.</w:t>
       </w:r>
     </w:p>
     <w:p>
@@ -629,6 +842,126 @@
       </w:pPr>
       <w:r>
         <w:t>BILAGA 1 – Fridlysta arter</w:t>
+      </w:r>
+    </w:p>
+    <w:p>
+      <w:pPr>
+        <w:pStyle w:val="Heading1"/>
+      </w:pPr>
+      <w:r>
+        <w:t>Talltita – ekologi samt krav på livsmiljön</w:t>
+      </w:r>
+    </w:p>
+    <w:p>
+      <w:r>
+        <w:t>Talltita är rödlistad som NT, fridlyst och prioriterad art i Skogsvårdslagen. Den omfattas av EU:s fågeldirektiv. Arten har minskat kraftigt de senaste 30 åren och minskningstakten innevarande 10-årsperiod beräknas till 20 (10–30) % (SLU Artdatabanken, 2022).</w:t>
+      </w:r>
+    </w:p>
+    <w:p>
+      <w:r>
+        <w:t>Talltita föredrar större sammanhängande barrskogar, och finns såväl i tallskog som granskog och i lövblandad barrskog. Skogens struktur är viktig och ska helst vara flerskiktad med riklig underväxt av mindre granar, björk och andra lövträd och buskar. Tillgång på murknande högstubbar är särskilt viktig, eftersom talltitan helst själv hackar ut sitt bohål (SLU Artdatabanken, 2022).</w:t>
+      </w:r>
+    </w:p>
+    <w:p>
+      <w:r>
+        <w:t>Det finns flera studier som visar att talltita är känslig för gallring och inte överlever när dess livsmiljö kalavverkas (Eggers and Low, 2014; Griesser et al., 2007; Klein, 2020). Talltitans revir är förhållandevis stora, 10–20 hektar och arten missgynnas när skogen fragmenteras. Kalavverkning av större delar av reviret innebär att det överges (Artdatabanken, 2021).</w:t>
+      </w:r>
+    </w:p>
+    <w:p>
+      <w:r>
+        <w:t>Talltitan är synnerligen trogen sitt revir så länge paret lever och biotopen förblir intakt. Paret stannar i sitt revir året om. En förlust av ett revir har därför en stor inverkan på den lokala populationen och trakthyggesbruket anses vara orsak till den svenska populationens kraftiga minskning. Talltiteparets revirtrohet innebär att närhelst under året man observerar en adult talltita så ingår denna plats i reviret (Siffczyk et al., 2003; Ekman, 1979).</w:t>
+      </w:r>
+    </w:p>
+    <w:p>
+      <w:pPr>
+        <w:pStyle w:val="Heading2"/>
+      </w:pPr>
+      <w:r>
+        <w:t>Referenser – talltita</w:t>
+      </w:r>
+    </w:p>
+    <w:p>
+      <w:r>
+        <w:t xml:space="preserve">Eggers, S., Low, M., 2014. </w:t>
+      </w:r>
+      <w:r>
+        <w:rPr>
+          <w:i/>
+        </w:rPr>
+        <w:t xml:space="preserve">Differential demographic responses of sympatric Parids to vegetation management in boreal forest. </w:t>
+      </w:r>
+      <w:r>
+        <w:t>For. Ecol. Manage. 319, 169–175.</w:t>
+      </w:r>
+    </w:p>
+    <w:p>
+      <w:r>
+        <w:t xml:space="preserve">Ekman, J., 1979. </w:t>
+      </w:r>
+      <w:r>
+        <w:rPr>
+          <w:i/>
+        </w:rPr>
+        <w:t xml:space="preserve">Coherence, composition and territories of winter social groups of the Willow Tit Parus montanus and the Crested Tit P. cristatus. </w:t>
+      </w:r>
+      <w:r>
+        <w:t>Ornis Scandinavica, 10, pp 56–68</w:t>
+      </w:r>
+    </w:p>
+    <w:p>
+      <w:r>
+        <w:t xml:space="preserve">Griesser, M., Nystrand, M., Eggers, S., Ekman, J., 2007. </w:t>
+      </w:r>
+      <w:r>
+        <w:rPr>
+          <w:i/>
+        </w:rPr>
+        <w:t xml:space="preserve">Impact of forestry practices on fitness correlates and population productivity in an open-nesting bird species. </w:t>
+      </w:r>
+      <w:r>
+        <w:t>Conserv. Biol. 21, 767–774. https://doi.org/10.1111/j.1523- 1739.2007.00675.x</w:t>
+      </w:r>
+    </w:p>
+    <w:p>
+      <w:r>
+        <w:t xml:space="preserve">Klein, J., 2020. </w:t>
+      </w:r>
+      <w:r>
+        <w:rPr>
+          <w:i/>
+        </w:rPr>
+        <w:t xml:space="preserve">The forgotten forest – On thinning, retention, and biodiversity in the boreal forest. </w:t>
+      </w:r>
+      <w:r>
+        <w:t>Doctoral Thesis No. 2020:50</w:t>
+      </w:r>
+    </w:p>
+    <w:p>
+      <w:r>
+        <w:t xml:space="preserve">Siffczyk, C., Brotons, L., Kangas, K., Orell, M., 2003. </w:t>
+      </w:r>
+      <w:r>
+        <w:rPr>
+          <w:i/>
+        </w:rPr>
+        <w:t xml:space="preserve">Home range size of willow tits. </w:t>
+      </w:r>
+      <w:r>
+        <w:t>Oecologica, 136, 635–642 (2003)</w:t>
+      </w:r>
+    </w:p>
+    <w:p>
+      <w:r>
+        <w:t xml:space="preserve">SLU Artdatabanken, 2021. </w:t>
+      </w:r>
+      <w:r>
+        <w:rPr>
+          <w:i/>
+        </w:rPr>
+        <w:t xml:space="preserve">Artfaktablad. Naturvård – artfakta. </w:t>
+      </w:r>
+      <w:r>
+        <w:t>SLU Artdatabanken, Uppsala</w:t>
       </w:r>
     </w:p>
     <w:p>
@@ -960,7 +1293,7 @@
     <w:r>
       <w:tab/>
       <w:tab/>
-      <w:t>2026-09-26</w:t>
+      <w:t>2026-09-27</w:t>
       <w:br/>
       <w:br/>
     </w:r>

--- a/klagomål/A 37651-2025 FSC-klagomål.docx
+++ b/klagomål/A 37651-2025 FSC-klagomål.docx
@@ -1293,7 +1293,7 @@
     <w:r>
       <w:tab/>
       <w:tab/>
-      <w:t>2026-09-27</w:t>
+      <w:t>2026-09-28</w:t>
       <w:br/>
       <w:br/>
     </w:r>

--- a/klagomål/A 37651-2025 FSC-klagomål.docx
+++ b/klagomål/A 37651-2025 FSC-klagomål.docx
@@ -221,7 +221,7 @@
     </w:p>
     <w:p>
       <w:r>
-        <w:t>I och inom 25 meter från avverkningsanmälan finns fynd av 16 naturvårdsarter, varav 13 är rödlistade, 5 är fridlysta, 10 är typiska (T) och 1 är signalart (S): fläckporing (VU, T), gräddporing (VU, T), blanksvart spiklav (NT), dvärgbägarlav (NT, T), kolflarnlav (NT, T), nordtagging (NT), svartvit taggsvamp (NT), talltagel (NT, T), tallticka (NT, T), talltita (NT, §4), tretåig hackspett (NT, T, §4), vedflamlav (NT), vedskivlav (NT, T), plattlummer (S, T, §9), tofsmes (T, §4) och revlummer (§9). Se Figur 1.</w:t>
+        <w:t>I och inom 25 meter från avverkningsanmälan finns fynd av 18 naturvårdsarter, varav 15 är rödlistade, 5 är fridlysta, 10 är typiska (T) och 1 är signalart (S): urskogsporing (EN), fläckporing (VU, T), gräddporing (VU, T), blanksvart spiklav (NT), dvärgbägarlav (NT, T), kolflarnlav (NT, T), kådvaxskinn (NT), nordtagging (NT), svartvit taggsvamp (NT), talltagel (NT, T), tallticka (NT, T), talltita (NT, §4), tretåig hackspett (NT, T, §4), vedflamlav (NT), vedskivlav (NT, T), plattlummer (S, T, §9), tofsmes (T, §4) och revlummer (§9). Se Figur 1.</w:t>
       </w:r>
     </w:p>
     <w:p>
@@ -252,6 +252,17 @@
         <w:rPr>
           <w:b/>
         </w:rPr>
+        <w:t>Urskogsporing (EN)</w:t>
+      </w:r>
+      <w:r>
+        <w:t xml:space="preserve"> är en starkt hotad art som växer på lågor av barrträd, företrädesvis tall, mer sällan gran. Den är hittills bara påträffad i äldre skogsbestånd med tydlig naturskogskaraktär. Urskogsporingen är förmodligen gynnad av brand och den typ av ved som arten växer på nyskapas knappast alls i modernt skogsbruk. Kända lokaler måste skyddas och undantas från skogsbruk (SLU Artdatabanken, 2024).</w:t>
+      </w:r>
+    </w:p>
+    <w:p>
+      <w:r>
+        <w:rPr>
+          <w:b/>
+        </w:rPr>
         <w:t>Fläckporing (VU)</w:t>
       </w:r>
       <w:r>
@@ -336,6 +347,17 @@
       </w:r>
       <w:r>
         <w:t xml:space="preserve"> (SLU Artdatabanken, 2024).</w:t>
+      </w:r>
+    </w:p>
+    <w:p>
+      <w:r>
+        <w:rPr>
+          <w:b/>
+        </w:rPr>
+        <w:t>Kådvaxskinn (NT)</w:t>
+      </w:r>
+      <w:r>
+        <w:t xml:space="preserve"> är en nedbrytare på grova lågor av tall eller gran i det förmultningsstadium då barken fallit av. Arten tillhör den boreala blåbärsbarrskogens vedsvampssamhälle och hittas främst i naturskogsartad eller plockhuggen skog med mycket död ved. Arten hotas av avverkning av äldre barrskog. Den typ av vedkvalité som arten fordrar nyskapas i alltför liten omfattning i produktionsskog (SLU Artdatabanken, 2024).</w:t>
       </w:r>
     </w:p>
     <w:p>
@@ -644,7 +666,7 @@
         <w:rPr>
           <w:i/>
         </w:rPr>
-        <w:t>I det avverkningsanmälda skogsområdet har 16 naturvårdsarter varav 13 rödlistade arter sina livsmiljöer och växtplatser.</w:t>
+        <w:t>I det avverkningsanmälda skogsområdet har 18 naturvårdsarter varav 15 rödlistade arter sina livsmiljöer och växtplatser.</w:t>
       </w:r>
     </w:p>
     <w:p>
@@ -1293,7 +1315,7 @@
     <w:r>
       <w:tab/>
       <w:tab/>
-      <w:t>2026-09-28</w:t>
+      <w:t>2026-09-29</w:t>
       <w:br/>
       <w:br/>
     </w:r>

--- a/klagomål/A 37651-2025 FSC-klagomål.docx
+++ b/klagomål/A 37651-2025 FSC-klagomål.docx
@@ -1315,7 +1315,7 @@
     <w:r>
       <w:tab/>
       <w:tab/>
-      <w:t>2026-09-29</w:t>
+      <w:t>2026-09-30</w:t>
       <w:br/>
       <w:br/>
     </w:r>

--- a/klagomål/A 37651-2025 FSC-klagomål.docx
+++ b/klagomål/A 37651-2025 FSC-klagomål.docx
@@ -1315,7 +1315,7 @@
     <w:r>
       <w:tab/>
       <w:tab/>
-      <w:t>2026-09-30</w:t>
+      <w:t>2026-10-01</w:t>
       <w:br/>
       <w:br/>
     </w:r>

--- a/klagomål/A 37651-2025 FSC-klagomål.docx
+++ b/klagomål/A 37651-2025 FSC-klagomål.docx
@@ -1315,7 +1315,7 @@
     <w:r>
       <w:tab/>
       <w:tab/>
-      <w:t>2026-10-01</w:t>
+      <w:t>2026-10-02</w:t>
       <w:br/>
       <w:br/>
     </w:r>

--- a/klagomål/A 37651-2025 FSC-klagomål.docx
+++ b/klagomål/A 37651-2025 FSC-klagomål.docx
@@ -1315,7 +1315,7 @@
     <w:r>
       <w:tab/>
       <w:tab/>
-      <w:t>2026-10-02</w:t>
+      <w:t>2026-10-03</w:t>
       <w:br/>
       <w:br/>
     </w:r>

--- a/klagomål/A 37651-2025 FSC-klagomål.docx
+++ b/klagomål/A 37651-2025 FSC-klagomål.docx
@@ -1315,7 +1315,7 @@
     <w:r>
       <w:tab/>
       <w:tab/>
-      <w:t>2026-10-03</w:t>
+      <w:t>2026-10-04</w:t>
       <w:br/>
       <w:br/>
     </w:r>

--- a/klagomål/A 37651-2025 FSC-klagomål.docx
+++ b/klagomål/A 37651-2025 FSC-klagomål.docx
@@ -1315,7 +1315,7 @@
     <w:r>
       <w:tab/>
       <w:tab/>
-      <w:t>2026-10-04</w:t>
+      <w:t>2026-10-05</w:t>
       <w:br/>
       <w:br/>
     </w:r>

--- a/klagomål/A 37651-2025 FSC-klagomål.docx
+++ b/klagomål/A 37651-2025 FSC-klagomål.docx
@@ -1315,7 +1315,7 @@
     <w:r>
       <w:tab/>
       <w:tab/>
-      <w:t>2026-10-05</w:t>
+      <w:t>2026-10-06</w:t>
       <w:br/>
       <w:br/>
     </w:r>

--- a/klagomål/A 37651-2025 FSC-klagomål.docx
+++ b/klagomål/A 37651-2025 FSC-klagomål.docx
@@ -1315,7 +1315,7 @@
     <w:r>
       <w:tab/>
       <w:tab/>
-      <w:t>2026-10-06</w:t>
+      <w:t>2026-10-07</w:t>
       <w:br/>
       <w:br/>
     </w:r>

--- a/klagomål/A 37651-2025 FSC-klagomål.docx
+++ b/klagomål/A 37651-2025 FSC-klagomål.docx
@@ -1315,7 +1315,7 @@
     <w:r>
       <w:tab/>
       <w:tab/>
-      <w:t>2026-10-07</w:t>
+      <w:t>2026-10-08</w:t>
       <w:br/>
       <w:br/>
     </w:r>

--- a/klagomål/A 37651-2025 FSC-klagomål.docx
+++ b/klagomål/A 37651-2025 FSC-klagomål.docx
@@ -1315,7 +1315,7 @@
     <w:r>
       <w:tab/>
       <w:tab/>
-      <w:t>2026-10-08</w:t>
+      <w:t>2026-10-09</w:t>
       <w:br/>
       <w:br/>
     </w:r>

--- a/klagomål/A 37651-2025 FSC-klagomål.docx
+++ b/klagomål/A 37651-2025 FSC-klagomål.docx
@@ -1315,7 +1315,7 @@
     <w:r>
       <w:tab/>
       <w:tab/>
-      <w:t>2026-10-09</w:t>
+      <w:t>2026-10-10</w:t>
       <w:br/>
       <w:br/>
     </w:r>

--- a/klagomål/A 37651-2025 FSC-klagomål.docx
+++ b/klagomål/A 37651-2025 FSC-klagomål.docx
@@ -1315,7 +1315,7 @@
     <w:r>
       <w:tab/>
       <w:tab/>
-      <w:t>2026-10-10</w:t>
+      <w:t>2026-10-11</w:t>
       <w:br/>
       <w:br/>
     </w:r>

--- a/klagomål/A 37651-2025 FSC-klagomål.docx
+++ b/klagomål/A 37651-2025 FSC-klagomål.docx
@@ -1315,7 +1315,7 @@
     <w:r>
       <w:tab/>
       <w:tab/>
-      <w:t>2026-10-11</w:t>
+      <w:t>2026-10-12</w:t>
       <w:br/>
       <w:br/>
     </w:r>

--- a/klagomål/A 37651-2025 FSC-klagomål.docx
+++ b/klagomål/A 37651-2025 FSC-klagomål.docx
@@ -1315,7 +1315,7 @@
     <w:r>
       <w:tab/>
       <w:tab/>
-      <w:t>2026-10-12</w:t>
+      <w:t>2026-10-13</w:t>
       <w:br/>
       <w:br/>
     </w:r>

--- a/klagomål/A 37651-2025 FSC-klagomål.docx
+++ b/klagomål/A 37651-2025 FSC-klagomål.docx
@@ -1315,7 +1315,7 @@
     <w:r>
       <w:tab/>
       <w:tab/>
-      <w:t>2026-10-13</w:t>
+      <w:t>2026-10-14</w:t>
       <w:br/>
       <w:br/>
     </w:r>

--- a/klagomål/A 37651-2025 FSC-klagomål.docx
+++ b/klagomål/A 37651-2025 FSC-klagomål.docx
@@ -1315,7 +1315,7 @@
     <w:r>
       <w:tab/>
       <w:tab/>
-      <w:t>2026-10-14</w:t>
+      <w:t>2026-10-15</w:t>
       <w:br/>
       <w:br/>
     </w:r>

--- a/klagomål/A 37651-2025 FSC-klagomål.docx
+++ b/klagomål/A 37651-2025 FSC-klagomål.docx
@@ -1315,7 +1315,7 @@
     <w:r>
       <w:tab/>
       <w:tab/>
-      <w:t>2026-10-15</w:t>
+      <w:t>2026-10-16</w:t>
       <w:br/>
       <w:br/>
     </w:r>

--- a/klagomål/A 37651-2025 FSC-klagomål.docx
+++ b/klagomål/A 37651-2025 FSC-klagomål.docx
@@ -1315,7 +1315,7 @@
     <w:r>
       <w:tab/>
       <w:tab/>
-      <w:t>2026-10-16</w:t>
+      <w:t>2026-10-17</w:t>
       <w:br/>
       <w:br/>
     </w:r>

--- a/klagomål/A 37651-2025 FSC-klagomål.docx
+++ b/klagomål/A 37651-2025 FSC-klagomål.docx
@@ -1315,7 +1315,7 @@
     <w:r>
       <w:tab/>
       <w:tab/>
-      <w:t>2026-10-17</w:t>
+      <w:t>2026-10-18</w:t>
       <w:br/>
       <w:br/>
     </w:r>

--- a/klagomål/A 37651-2025 FSC-klagomål.docx
+++ b/klagomål/A 37651-2025 FSC-klagomål.docx
@@ -1315,7 +1315,7 @@
     <w:r>
       <w:tab/>
       <w:tab/>
-      <w:t>2026-10-18</w:t>
+      <w:t>2026-10-19</w:t>
       <w:br/>
       <w:br/>
     </w:r>

--- a/klagomål/A 37651-2025 FSC-klagomål.docx
+++ b/klagomål/A 37651-2025 FSC-klagomål.docx
@@ -1315,7 +1315,7 @@
     <w:r>
       <w:tab/>
       <w:tab/>
-      <w:t>2026-10-19</w:t>
+      <w:t>2026-10-20</w:t>
       <w:br/>
       <w:br/>
     </w:r>

--- a/klagomål/A 37651-2025 FSC-klagomål.docx
+++ b/klagomål/A 37651-2025 FSC-klagomål.docx
@@ -1315,7 +1315,7 @@
     <w:r>
       <w:tab/>
       <w:tab/>
-      <w:t>2026-10-20</w:t>
+      <w:t>2026-10-21</w:t>
       <w:br/>
       <w:br/>
     </w:r>

--- a/klagomål/A 37651-2025 FSC-klagomål.docx
+++ b/klagomål/A 37651-2025 FSC-klagomål.docx
@@ -1315,7 +1315,7 @@
     <w:r>
       <w:tab/>
       <w:tab/>
-      <w:t>2026-10-21</w:t>
+      <w:t>2026-10-22</w:t>
       <w:br/>
       <w:br/>
     </w:r>

--- a/klagomål/A 37651-2025 FSC-klagomål.docx
+++ b/klagomål/A 37651-2025 FSC-klagomål.docx
@@ -1315,7 +1315,7 @@
     <w:r>
       <w:tab/>
       <w:tab/>
-      <w:t>2026-10-22</w:t>
+      <w:t>2026-10-23</w:t>
       <w:br/>
       <w:br/>
     </w:r>

--- a/klagomål/A 37651-2025 FSC-klagomål.docx
+++ b/klagomål/A 37651-2025 FSC-klagomål.docx
@@ -1315,7 +1315,7 @@
     <w:r>
       <w:tab/>
       <w:tab/>
-      <w:t>2026-10-23</w:t>
+      <w:t>2026-10-24</w:t>
       <w:br/>
       <w:br/>
     </w:r>

--- a/klagomål/A 37651-2025 FSC-klagomål.docx
+++ b/klagomål/A 37651-2025 FSC-klagomål.docx
@@ -1315,7 +1315,7 @@
     <w:r>
       <w:tab/>
       <w:tab/>
-      <w:t>2026-10-24</w:t>
+      <w:t>2026-10-25</w:t>
       <w:br/>
       <w:br/>
     </w:r>

--- a/klagomål/A 37651-2025 FSC-klagomål.docx
+++ b/klagomål/A 37651-2025 FSC-klagomål.docx
@@ -1315,7 +1315,7 @@
     <w:r>
       <w:tab/>
       <w:tab/>
-      <w:t>2026-10-25</w:t>
+      <w:t>2026-10-26</w:t>
       <w:br/>
       <w:br/>
     </w:r>

--- a/klagomål/A 37651-2025 FSC-klagomål.docx
+++ b/klagomål/A 37651-2025 FSC-klagomål.docx
@@ -1315,7 +1315,7 @@
     <w:r>
       <w:tab/>
       <w:tab/>
-      <w:t>2026-10-26</w:t>
+      <w:t>2026-10-27</w:t>
       <w:br/>
       <w:br/>
     </w:r>

--- a/klagomål/A 37651-2025 FSC-klagomål.docx
+++ b/klagomål/A 37651-2025 FSC-klagomål.docx
@@ -1315,7 +1315,7 @@
     <w:r>
       <w:tab/>
       <w:tab/>
-      <w:t>2026-10-27</w:t>
+      <w:t>2026-10-28</w:t>
       <w:br/>
       <w:br/>
     </w:r>

--- a/klagomål/A 37651-2025 FSC-klagomål.docx
+++ b/klagomål/A 37651-2025 FSC-klagomål.docx
@@ -1315,7 +1315,7 @@
     <w:r>
       <w:tab/>
       <w:tab/>
-      <w:t>2026-10-28</w:t>
+      <w:t>2026-10-29</w:t>
       <w:br/>
       <w:br/>
     </w:r>

--- a/klagomål/A 37651-2025 FSC-klagomål.docx
+++ b/klagomål/A 37651-2025 FSC-klagomål.docx
@@ -1315,7 +1315,7 @@
     <w:r>
       <w:tab/>
       <w:tab/>
-      <w:t>2026-10-29</w:t>
+      <w:t>2026-10-31</w:t>
       <w:br/>
       <w:br/>
     </w:r>
